--- a/doc/development/DME Web Frontend Development Instructions.docx
+++ b/doc/development/DME Web Frontend Development Instructions.docx
@@ -688,23 +688,10 @@
         <w:t>hpc-web-frontend</w:t>
       </w:r>
       <w:r>
-        <w:t xml:space="preserve"> where the </w:t>
-      </w:r>
-      <w:proofErr w:type="spellStart"/>
-      <w:r>
-        <w:t>package.json</w:t>
-      </w:r>
-      <w:proofErr w:type="spellEnd"/>
-      <w:r>
-        <w:t xml:space="preserve"> is located and run </w:t>
-      </w:r>
-      <w:proofErr w:type="spellStart"/>
-      <w:r>
-        <w:t>npm</w:t>
-      </w:r>
-      <w:proofErr w:type="spellEnd"/>
-      <w:r>
-        <w:t xml:space="preserve"> install</w:t>
+        <w:t xml:space="preserve"> where the package.json is located and run </w:t>
+      </w:r>
+      <w:r>
+        <w:t>npm install</w:t>
       </w:r>
       <w:r>
         <w:t>.</w:t>
@@ -733,63 +720,35 @@
           <w:sz w:val="26"/>
           <w:szCs w:val="26"/>
         </w:rPr>
-        <w:t>/</w:t>
-      </w:r>
-      <w:proofErr w:type="spellStart"/>
+        <w:t>/src/hpc-web/</w:t>
+      </w:r>
+      <w:bookmarkStart w:id="0" w:name="_Hlk200104182"/>
       <w:r>
         <w:rPr>
           <w:color w:val="2F5496" w:themeColor="accent1" w:themeShade="BF"/>
           <w:sz w:val="26"/>
           <w:szCs w:val="26"/>
         </w:rPr>
-        <w:t>src</w:t>
-      </w:r>
-      <w:proofErr w:type="spellEnd"/>
-      <w:r>
+        <w:t>hpc-web-frontend</w:t>
+      </w:r>
+      <w:bookmarkEnd w:id="0"/>
+    </w:p>
+    <w:p>
+      <w:pPr>
+        <w:ind w:left="360"/>
         <w:rPr>
           <w:color w:val="2F5496" w:themeColor="accent1" w:themeShade="BF"/>
           <w:sz w:val="26"/>
           <w:szCs w:val="26"/>
         </w:rPr>
-        <w:t>/hpc-web/</w:t>
-      </w:r>
-      <w:bookmarkStart w:id="0" w:name="_Hlk200104182"/>
+      </w:pPr>
       <w:r>
         <w:rPr>
           <w:color w:val="2F5496" w:themeColor="accent1" w:themeShade="BF"/>
           <w:sz w:val="26"/>
           <w:szCs w:val="26"/>
         </w:rPr>
-        <w:t>hpc-web-frontend</w:t>
-      </w:r>
-      <w:bookmarkEnd w:id="0"/>
-    </w:p>
-    <w:p>
-      <w:pPr>
-        <w:ind w:left="360"/>
-        <w:rPr>
-          <w:color w:val="2F5496" w:themeColor="accent1" w:themeShade="BF"/>
-          <w:sz w:val="26"/>
-          <w:szCs w:val="26"/>
-        </w:rPr>
-      </w:pPr>
-      <w:proofErr w:type="spellStart"/>
-      <w:r>
-        <w:rPr>
-          <w:color w:val="2F5496" w:themeColor="accent1" w:themeShade="BF"/>
-          <w:sz w:val="26"/>
-          <w:szCs w:val="26"/>
-        </w:rPr>
-        <w:t>npm</w:t>
-      </w:r>
-      <w:proofErr w:type="spellEnd"/>
-      <w:r>
-        <w:rPr>
-          <w:color w:val="2F5496" w:themeColor="accent1" w:themeShade="BF"/>
-          <w:sz w:val="26"/>
-          <w:szCs w:val="26"/>
-        </w:rPr>
-        <w:t xml:space="preserve"> install</w:t>
+        <w:t>npm install</w:t>
       </w:r>
     </w:p>
     <w:p/>
@@ -839,7 +798,6 @@
           <w:shd w:val="clear" w:color="auto" w:fill="FFFFFF"/>
         </w:rPr>
       </w:pPr>
-      <w:proofErr w:type="spellStart"/>
       <w:r>
         <w:rPr>
           <w:color w:val="2F5496" w:themeColor="accent1" w:themeShade="BF"/>
@@ -848,54 +806,424 @@
           <w:shd w:val="clear" w:color="auto" w:fill="FFFFFF"/>
         </w:rPr>
         <w:lastRenderedPageBreak/>
-        <w:t>npm</w:t>
-      </w:r>
-      <w:proofErr w:type="spellEnd"/>
-      <w:r>
+        <w:t>npm run dev</w:t>
+      </w:r>
+    </w:p>
+    <w:p>
+      <w:pPr>
+        <w:ind w:left="792"/>
         <w:rPr>
           <w:color w:val="2F5496" w:themeColor="accent1" w:themeShade="BF"/>
           <w:sz w:val="26"/>
           <w:szCs w:val="26"/>
           <w:shd w:val="clear" w:color="auto" w:fill="FFFFFF"/>
         </w:rPr>
-        <w:t xml:space="preserve"> run dev</w:t>
-      </w:r>
+      </w:pPr>
     </w:p>
     <w:p>
       <w:pPr>
-        <w:ind w:left="792"/>
-        <w:rPr>
-          <w:color w:val="2F5496" w:themeColor="accent1" w:themeShade="BF"/>
-          <w:sz w:val="26"/>
-          <w:szCs w:val="26"/>
-          <w:shd w:val="clear" w:color="auto" w:fill="FFFFFF"/>
-        </w:rPr>
-      </w:pPr>
+        <w:ind w:left="1080"/>
+      </w:pPr>
+      <w:r>
+        <w:t>Verify application from the browser.</w:t>
+      </w:r>
     </w:p>
     <w:p>
       <w:pPr>
         <w:ind w:left="1080"/>
-      </w:pPr>
-      <w:r>
-        <w:t>Verify application from the browser.</w:t>
-      </w:r>
+        <w:rPr>
+          <w:color w:val="2F5496" w:themeColor="accent1" w:themeShade="BF"/>
+        </w:rPr>
+      </w:pPr>
+      <w:hyperlink r:id="rId8" w:history="1">
+        <w:r>
+          <w:rPr>
+            <w:rStyle w:val="Hyperlink"/>
+          </w:rPr>
+          <w:t>https://localhost:3000</w:t>
+        </w:r>
+      </w:hyperlink>
     </w:p>
     <w:p>
       <w:pPr>
         <w:ind w:left="1080"/>
-      </w:pPr>
-      <w:r>
         <w:rPr>
           <w:color w:val="2F5496" w:themeColor="accent1" w:themeShade="BF"/>
         </w:rPr>
-        <w:t>https://localhost:</w:t>
-      </w:r>
-      <w:r>
-        <w:rPr>
-          <w:color w:val="2F5496" w:themeColor="accent1" w:themeShade="BF"/>
-        </w:rPr>
-        <w:t>3000</w:t>
-      </w:r>
+      </w:pPr>
+    </w:p>
+    <w:p>
+      <w:pPr>
+        <w:pStyle w:val="Heading1"/>
+        <w:numPr>
+          <w:ilvl w:val="0"/>
+          <w:numId w:val="16"/>
+        </w:numPr>
+      </w:pPr>
+      <w:r>
+        <w:t>Properties Setting</w:t>
+      </w:r>
+    </w:p>
+    <w:p>
+      <w:pPr>
+        <w:rPr>
+          <w:color w:val="4472C4" w:themeColor="accent1"/>
+        </w:rPr>
+      </w:pPr>
+      <w:r>
+        <w:t>There are two properties files</w:t>
+      </w:r>
+      <w:r>
+        <w:t xml:space="preserve"> for development</w:t>
+      </w:r>
+      <w:r>
+        <w:t>, one for front</w:t>
+      </w:r>
+      <w:r>
+        <w:t>-</w:t>
+      </w:r>
+      <w:r>
+        <w:t xml:space="preserve">end settings and one for the </w:t>
+      </w:r>
+      <w:r>
+        <w:t>back-end</w:t>
+      </w:r>
+      <w:r>
+        <w:t xml:space="preserve"> settings. They are in the following folders respectively.</w:t>
+      </w:r>
+      <w:r>
+        <w:br/>
+      </w:r>
+      <w:r>
+        <w:rPr>
+          <w:color w:val="4472C4" w:themeColor="accent1"/>
+        </w:rPr>
+        <w:t>HPC_DME_APIs</w:t>
+      </w:r>
+      <w:r>
+        <w:rPr>
+          <w:color w:val="4472C4" w:themeColor="accent1"/>
+        </w:rPr>
+        <w:t>/</w:t>
+      </w:r>
+      <w:r>
+        <w:rPr>
+          <w:color w:val="4472C4" w:themeColor="accent1"/>
+        </w:rPr>
+        <w:t>src</w:t>
+      </w:r>
+      <w:r>
+        <w:rPr>
+          <w:color w:val="4472C4" w:themeColor="accent1"/>
+        </w:rPr>
+        <w:t>/</w:t>
+      </w:r>
+      <w:r>
+        <w:rPr>
+          <w:color w:val="4472C4" w:themeColor="accent1"/>
+        </w:rPr>
+        <w:t>hpc-web</w:t>
+      </w:r>
+      <w:r>
+        <w:rPr>
+          <w:color w:val="4472C4" w:themeColor="accent1"/>
+        </w:rPr>
+        <w:t>/</w:t>
+      </w:r>
+      <w:r>
+        <w:rPr>
+          <w:color w:val="4472C4" w:themeColor="accent1"/>
+        </w:rPr>
+        <w:t>hpc-web-frontend</w:t>
+      </w:r>
+      <w:r>
+        <w:rPr>
+          <w:color w:val="4472C4" w:themeColor="accent1"/>
+        </w:rPr>
+        <w:t>/env.developement</w:t>
+      </w:r>
+    </w:p>
+    <w:p>
+      <w:pPr>
+        <w:rPr>
+          <w:color w:val="4472C4" w:themeColor="accent1"/>
+        </w:rPr>
+      </w:pPr>
+      <w:r>
+        <w:rPr>
+          <w:color w:val="4472C4" w:themeColor="accent1"/>
+        </w:rPr>
+        <w:t>HPC_DME_APIs</w:t>
+      </w:r>
+      <w:r>
+        <w:rPr>
+          <w:color w:val="4472C4" w:themeColor="accent1"/>
+        </w:rPr>
+        <w:t>/</w:t>
+      </w:r>
+      <w:r>
+        <w:rPr>
+          <w:color w:val="4472C4" w:themeColor="accent1"/>
+        </w:rPr>
+        <w:t>src</w:t>
+      </w:r>
+      <w:r>
+        <w:rPr>
+          <w:color w:val="4472C4" w:themeColor="accent1"/>
+        </w:rPr>
+        <w:t>/</w:t>
+      </w:r>
+      <w:r>
+        <w:rPr>
+          <w:color w:val="4472C4" w:themeColor="accent1"/>
+        </w:rPr>
+        <w:t>hpc-web</w:t>
+      </w:r>
+      <w:r>
+        <w:rPr>
+          <w:color w:val="4472C4" w:themeColor="accent1"/>
+        </w:rPr>
+        <w:t>/</w:t>
+      </w:r>
+      <w:r>
+        <w:rPr>
+          <w:color w:val="4472C4" w:themeColor="accent1"/>
+        </w:rPr>
+        <w:t>src</w:t>
+      </w:r>
+      <w:r>
+        <w:rPr>
+          <w:color w:val="4472C4" w:themeColor="accent1"/>
+        </w:rPr>
+        <w:t>/</w:t>
+      </w:r>
+      <w:r>
+        <w:rPr>
+          <w:color w:val="4472C4" w:themeColor="accent1"/>
+        </w:rPr>
+        <w:t>main</w:t>
+      </w:r>
+      <w:r>
+        <w:rPr>
+          <w:color w:val="4472C4" w:themeColor="accent1"/>
+        </w:rPr>
+        <w:t>/r</w:t>
+      </w:r>
+      <w:r>
+        <w:rPr>
+          <w:color w:val="4472C4" w:themeColor="accent1"/>
+        </w:rPr>
+        <w:t>esources</w:t>
+      </w:r>
+      <w:r>
+        <w:rPr>
+          <w:color w:val="4472C4" w:themeColor="accent1"/>
+        </w:rPr>
+        <w:t>/</w:t>
+      </w:r>
+      <w:r>
+        <w:rPr>
+          <w:color w:val="4472C4" w:themeColor="accent1"/>
+        </w:rPr>
+        <w:t>appconfigs</w:t>
+      </w:r>
+      <w:r>
+        <w:rPr>
+          <w:color w:val="4472C4" w:themeColor="accent1"/>
+        </w:rPr>
+        <w:t>/</w:t>
+      </w:r>
+      <w:r>
+        <w:rPr>
+          <w:color w:val="4472C4" w:themeColor="accent1"/>
+        </w:rPr>
+        <w:t>dev</w:t>
+      </w:r>
+      <w:r>
+        <w:rPr>
+          <w:color w:val="4472C4" w:themeColor="accent1"/>
+        </w:rPr>
+        <w:t>-env.conf</w:t>
+      </w:r>
+    </w:p>
+    <w:p/>
+    <w:p>
+      <w:pPr>
+        <w:rPr>
+          <w:color w:val="4472C4" w:themeColor="accent1"/>
+        </w:rPr>
+      </w:pPr>
+      <w:r>
+        <w:t xml:space="preserve">By default, the </w:t>
+      </w:r>
+      <w:r>
+        <w:rPr>
+          <w:b/>
+          <w:bCs/>
+        </w:rPr>
+        <w:t>env.development</w:t>
+      </w:r>
+      <w:r>
+        <w:t xml:space="preserve"> file contains the following:</w:t>
+      </w:r>
+      <w:r>
+        <w:br/>
+      </w:r>
+      <w:r>
+        <w:rPr>
+          <w:color w:val="4472C4" w:themeColor="accent1"/>
+        </w:rPr>
+        <w:t>NEXT_PUBLIC_DME_WEB_URL=http://localhost:8080</w:t>
+      </w:r>
+    </w:p>
+    <w:p>
+      <w:r>
+        <w:rPr>
+          <w:color w:val="4472C4" w:themeColor="accent1"/>
+        </w:rPr>
+        <w:t>NEXT_PUBLIC_DME_USE_EXTERNAL_API=false</w:t>
+      </w:r>
+      <w:r>
+        <w:br/>
+      </w:r>
+      <w:r>
+        <w:br/>
+        <w:t xml:space="preserve">When the </w:t>
+      </w:r>
+      <w:r>
+        <w:t>NEXT_PUBLIC_DME_USE_EXTERNAL_API</w:t>
+      </w:r>
+      <w:r>
+        <w:t xml:space="preserve"> is false, instead of fetching the data from an API endpoint, it loads from static json files. This setting can be used while working on layout or GUI components which doesn’t require backend integration. </w:t>
+      </w:r>
+    </w:p>
+    <w:p/>
+    <w:p>
+      <w:r>
+        <w:t xml:space="preserve">If </w:t>
+      </w:r>
+      <w:r>
+        <w:t>NEXT_PUBLIC_DME_USE_EXTERNAL_API</w:t>
+      </w:r>
+      <w:r>
+        <w:t xml:space="preserve"> is set to true, data is fetched from an API endpoint configured in </w:t>
+      </w:r>
+      <w:r>
+        <w:t>NEXT_PUBLIC_DME_WEB_URL</w:t>
+      </w:r>
+      <w:r>
+        <w:t>. If running the DME Web on local Tomcat port 8080, configure as follows:</w:t>
+      </w:r>
+    </w:p>
+    <w:p>
+      <w:pPr>
+        <w:rPr>
+          <w:color w:val="4472C4" w:themeColor="accent1"/>
+        </w:rPr>
+      </w:pPr>
+      <w:r>
+        <w:rPr>
+          <w:color w:val="4472C4" w:themeColor="accent1"/>
+        </w:rPr>
+        <w:t>NEXT_PUBLIC_DME_WEB_URL=http://localhost:8080</w:t>
+      </w:r>
+    </w:p>
+    <w:p>
+      <w:pPr>
+        <w:rPr>
+          <w:color w:val="4472C4" w:themeColor="accent1"/>
+        </w:rPr>
+      </w:pPr>
+      <w:r>
+        <w:rPr>
+          <w:color w:val="4472C4" w:themeColor="accent1"/>
+        </w:rPr>
+        <w:t>NEXT_PUBLIC_DME_USE_EXTERNAL_API=</w:t>
+      </w:r>
+      <w:r>
+        <w:rPr>
+          <w:color w:val="4472C4" w:themeColor="accent1"/>
+        </w:rPr>
+        <w:t>true</w:t>
+      </w:r>
+    </w:p>
+    <w:p/>
+    <w:p>
+      <w:pPr>
+        <w:rPr>
+          <w:color w:val="4472C4" w:themeColor="accent1"/>
+        </w:rPr>
+      </w:pPr>
+      <w:r>
+        <w:t>If Dev DME Web is used to fetch the data, configure as follows:</w:t>
+      </w:r>
+      <w:r>
+        <w:br/>
+      </w:r>
+      <w:r>
+        <w:rPr>
+          <w:color w:val="4472C4" w:themeColor="accent1"/>
+        </w:rPr>
+        <w:t>NEXT_PUBLIC_DME_WEB_URL=http://localhost:8080</w:t>
+      </w:r>
+    </w:p>
+    <w:p>
+      <w:r>
+        <w:rPr>
+          <w:color w:val="4472C4" w:themeColor="accent1"/>
+        </w:rPr>
+        <w:t>NEXT_PUBLIC_DME_USE_EXTERNAL_API=</w:t>
+      </w:r>
+      <w:r>
+        <w:rPr>
+          <w:color w:val="4472C4" w:themeColor="accent1"/>
+        </w:rPr>
+        <w:t>true</w:t>
+      </w:r>
+      <w:r>
+        <w:br/>
+      </w:r>
+    </w:p>
+    <w:p>
+      <w:r>
+        <w:t xml:space="preserve">Because of CORS restrictions, when using the DME Web Dev URL, we need to allow access from localhost:3000. The following property needs to be added to </w:t>
+      </w:r>
+      <w:r>
+        <w:rPr>
+          <w:b/>
+          <w:bCs/>
+        </w:rPr>
+        <w:t>dev-env.conf</w:t>
+      </w:r>
+      <w:r>
+        <w:t xml:space="preserve"> </w:t>
+      </w:r>
+      <w:proofErr w:type="gramStart"/>
+      <w:r>
+        <w:t>in order to</w:t>
+      </w:r>
+      <w:proofErr w:type="gramEnd"/>
+      <w:r>
+        <w:t xml:space="preserve"> get included in application.properties file.</w:t>
+      </w:r>
+    </w:p>
+    <w:p>
+      <w:pPr>
+        <w:rPr>
+          <w:color w:val="4472C4" w:themeColor="accent1"/>
+        </w:rPr>
+      </w:pPr>
+      <w:r>
+        <w:rPr>
+          <w:color w:val="4472C4" w:themeColor="accent1"/>
+        </w:rPr>
+        <w:t>gov.nih.nci.hpc.web.frontend.server=http://localhost:3000</w:t>
+      </w:r>
+    </w:p>
+    <w:p>
+      <w:pPr>
+        <w:ind w:left="1080"/>
+      </w:pPr>
     </w:p>
     <w:sectPr>
       <w:pgSz w:w="12240" w:h="15840"/>
@@ -5810,7 +6138,6 @@
   <w:style w:type="character" w:default="1" w:styleId="DefaultParagraphFont">
     <w:name w:val="Default Paragraph Font"/>
     <w:uiPriority w:val="1"/>
-    <w:semiHidden/>
     <w:unhideWhenUsed/>
   </w:style>
   <w:style w:type="table" w:default="1" w:styleId="TableNormal">
